--- a/cf/jm/u/files/u068.docx
+++ b/cf/jm/u/files/u068.docx
@@ -20,7 +20,7 @@
     </w:p>
     <w:p>
       <w:r>
-        <w:t>請針對每個題目，把答案填在「回答：」後面（越具體越好）；填好後請放回您的部門資料夾即可，不需回信。</w:t>
+        <w:t>這份問卷是想更了解您的實際作業，好把您的 AI 助理做得更貼近需求。第一部分請把答案填在「回答：」後面（越具體越好）；第二部分只是先讓您了解，之後用的時候再一起調整，不用現在填。填好後放回您的部門資料夾即可，不需回信。</w:t>
       </w:r>
     </w:p>
     <w:p>
@@ -32,8 +32,16 @@
       </w:r>
     </w:p>
     <w:p>
+      <w:pPr>
+        <w:pStyle w:val="Heading2"/>
+      </w:pPr>
       <w:r>
-        <w:t>1. 派車單目前存在 Email 行事曆，格式是否固定？能否貼文字或匯出供 AI 讀取？</w:t>
+        <w:t>一、請您提供或確認的事情</w:t>
+      </w:r>
+    </w:p>
+    <w:p>
+      <w:r>
+        <w:t>1. 你要 AI 幫忙的是運輸作業的文書：把派車單整理起來、幫忙排行車路線和時段，對嗎？</w:t>
       </w:r>
     </w:p>
     <w:p>
@@ -43,7 +51,7 @@
     </w:p>
     <w:p>
       <w:r>
-        <w:t>2. 客戶/供應商地址有沒有對照清單？車輛噸數與可達區域限制為何？</w:t>
+        <w:t>2. 資料從哪來？（派車單、Email 裡的大貨車行事曆）AI 需要拿到內容才能彙整</w:t>
       </w:r>
     </w:p>
     <w:p>
@@ -53,7 +61,7 @@
     </w:p>
     <w:p>
       <w:r>
-        <w:t>3. 路線排序要考慮哪些因素（就近串接、時段限制、交期優先）？</w:t>
+        <w:t>3. 你希望 AI 產出什麼？（派車彙整表：日期、車輛、起點、迄點、貨物、建議時段，加行事曆草稿）</w:t>
       </w:r>
     </w:p>
     <w:p>
@@ -63,7 +71,7 @@
     </w:p>
     <w:p>
       <w:r>
-        <w:t>4. 同車輛時段重疊算衝突，其他衝突（超載、限時進出）也要偵測嗎？</w:t>
+        <w:t>4. 路線和時段 AI 只是幫你排順序、提建議，真正調度判斷還是你來，這樣分工可以嗎？</w:t>
       </w:r>
     </w:p>
     <w:p>
@@ -73,7 +81,7 @@
     </w:p>
     <w:p>
       <w:r>
-        <w:t>5. AI 產的排程建議是要回登 Email 行事曆的草稿文字，還是其他格式？</w:t>
+        <w:t>5. 有沒有客戶/供應商的地址清單、車輛限制（噸數、能到哪）？給 AI 它排得才實際</w:t>
       </w:r>
     </w:p>
     <w:p>
@@ -83,12 +91,45 @@
     </w:p>
     <w:p>
       <w:r>
-        <w:t>6. 調度最終仍由人決定，AI 定位為輔助排序，這樣理解正確嗎？</w:t>
+        <w:t>6. 要它幫你抓出哪些衝突？（同一台車時段撞、重複指派）先講清楚</w:t>
       </w:r>
     </w:p>
     <w:p>
       <w:r>
         <w:t>回答：</w:t>
+      </w:r>
+    </w:p>
+    <w:p>
+      <w:pPr>
+        <w:pStyle w:val="Heading2"/>
+      </w:pPr>
+      <w:r>
+        <w:t>二、要用了之後、跟 AI 一起調整的事情（先了解即可，不用現在填）</w:t>
+      </w:r>
+    </w:p>
+    <w:p>
+      <w:r>
+        <w:t>• 前幾次用 AI 排的路線建議時，對照你的實務經驗看順不順，不合理就跟它說，它會調</w:t>
+      </w:r>
+    </w:p>
+    <w:p>
+      <w:r>
+        <w:t>• 如果它沒抓到某個時段衝突，檢查是不是行事曆資料沒給全，補齊再讓它重排</w:t>
+      </w:r>
+    </w:p>
+    <w:p>
+      <w:r>
+        <w:t>• 地址不清它標「待補」，你補上正確地址再讓它排路線</w:t>
+      </w:r>
+    </w:p>
+    <w:p>
+      <w:r>
+        <w:t>• 把常跑的客戶地址、每台車的噸數限制整理給它，排程會更貼近實際</w:t>
+      </w:r>
+    </w:p>
+    <w:p>
+      <w:r>
+        <w:t>• 實際派車、開車都是人做，AI 只幫你把單子和行事曆先整理好、少漏排</w:t>
       </w:r>
     </w:p>
     <w:p/>
